--- a/demo_corpus/files/runbook_datos.docx
+++ b/demo_corpus/files/runbook_datos.docx
@@ -12,7 +12,7 @@
     </w:p>
     <w:p>
       <w:r>
-        <w:t>Contenido ficticio de Lumen Demo para pruebas de DocuMind AI. No es una política real.</w:t>
+        <w:t>Contenido ficticio de Lumen Demo para pruebas de Documint. No es una política real.</w:t>
       </w:r>
     </w:p>
     <w:p>
